--- a/supplementary/supplementary material/manuscript/GBD_PARK/references/Data_Citation_Audit.docx
+++ b/supplementary/supplementary material/manuscript/GBD_PARK/references/Data_Citation_Audit.docx
@@ -12,7 +12,7 @@
     </w:p>
     <w:p>
       <w:r>
-        <w:t>Review completed 3 October 2026. This audit checks source credit and citation wording for the JDR manuscript, not forecast validity or blanket permission to redistribute third-party data.</w:t>
+        <w:t>Review completed 3 October 2026. This audit checks source credit and citation wording for the study manuscript, not forecast validity or blanket permission to redistribute third-party data.</w:t>
       </w:r>
     </w:p>
     <w:p>
